--- a/.ai-workflow/work/tasks/현장방문대비/30 관리 산출물/개발/md2docx-styled/README.docx
+++ b/.ai-workflow/work/tasks/현장방문대비/30 관리 산출물/개발/md2docx-styled/README.docx
@@ -21,44 +21,94 @@
     <w:tbl>
       <w:tblPr>
         <w:tblStyle w:val="Table"/>
-        <w:tblW w:type="pct" w:w="5000"/>
+        <w:tblW w:w="9638" w:type="dxa"/>
+        <w:tblBorders>
+          <w:top w:val="single" w:sz="4" w:space="0" w:color="CDD1D5"/>
+          <w:left w:val="single" w:sz="4" w:space="0" w:color="CDD1D5"/>
+          <w:bottom w:val="single" w:sz="4" w:space="0" w:color="CDD1D5"/>
+          <w:right w:val="single" w:sz="4" w:space="0" w:color="CDD1D5"/>
+          <w:insideH w:val="single" w:sz="4" w:space="0" w:color="CDD1D5"/>
+          <w:insideV w:val="single" w:sz="4" w:space="0" w:color="CDD1D5"/>
+        </w:tblBorders>
         <w:tblLayout w:type="fixed"/>
+        <w:tblCellMar>
+          <w:top w:w="50" w:type="dxa"/>
+          <w:left w:w="100" w:type="dxa"/>
+          <w:bottom w:w="50" w:type="dxa"/>
+          <w:right w:w="100" w:type="dxa"/>
+        </w:tblCellMar>
         <w:tblLook w:firstRow="1" w:lastRow="0" w:firstColumn="0" w:lastColumn="0" w:noHBand="0" w:noVBand="0" w:val="0020"/>
       </w:tblPr>
       <w:tblGrid>
-        <w:gridCol w:w="1087"/>
-        <w:gridCol w:w="6832"/>
+        <w:gridCol w:w="1323"/>
+        <w:gridCol w:w="8315"/>
       </w:tblGrid>
       <w:tr>
         <w:trPr>
+          <w:cantSplit/>
           <w:tblHeader w:val="on"/>
         </w:trPr>
         <w:tc>
-          <w:tcPr/>
-          <w:p>
-            <w:pPr>
-              <w:pStyle w:val="Compact"/>
-            </w:pPr>
-            <w:r>
+          <w:tcPr>
+            <w:tcW w:w="1323" w:type="dxa"/>
+            <w:tcBorders>
+              <w:top w:val="single" w:sz="4" w:space="0" w:color="90A9C6"/>
+              <w:left w:val="single" w:sz="4" w:space="0" w:color="90A9C6"/>
+              <w:bottom w:val="single" w:sz="4" w:space="0" w:color="90A9C6"/>
+              <w:right w:val="single" w:sz="4" w:space="0" w:color="90A9C6"/>
+            </w:tcBorders>
+            <w:shd w:val="clear" w:color="auto" w:fill="D6E0EB"/>
+            <w:vAlign w:val="center"/>
+          </w:tcPr>
+          <w:p>
+            <w:pPr>
+              <w:pStyle w:val="Compact"/>
+            </w:pPr>
+            <w:r>
+              <w:rPr>
+                <w:b/>
+                <w:bCs/>
+                <w:color w:val="131416"/>
+              </w:rPr>
               <w:t xml:space="preserve">항목</w:t>
             </w:r>
           </w:p>
         </w:tc>
         <w:tc>
-          <w:tcPr/>
-          <w:p>
-            <w:pPr>
-              <w:pStyle w:val="Compact"/>
-            </w:pPr>
-            <w:r>
+          <w:tcPr>
+            <w:tcW w:w="8315" w:type="dxa"/>
+            <w:tcBorders>
+              <w:top w:val="single" w:sz="4" w:space="0" w:color="90A9C6"/>
+              <w:left w:val="single" w:sz="4" w:space="0" w:color="90A9C6"/>
+              <w:bottom w:val="single" w:sz="4" w:space="0" w:color="90A9C6"/>
+              <w:right w:val="single" w:sz="4" w:space="0" w:color="90A9C6"/>
+            </w:tcBorders>
+            <w:shd w:val="clear" w:color="auto" w:fill="D6E0EB"/>
+            <w:vAlign w:val="center"/>
+          </w:tcPr>
+          <w:p>
+            <w:pPr>
+              <w:pStyle w:val="Compact"/>
+            </w:pPr>
+            <w:r>
+              <w:rPr>
+                <w:b/>
+                <w:bCs/>
+                <w:color w:val="131416"/>
+              </w:rPr>
               <w:t xml:space="preserve">내용</w:t>
             </w:r>
           </w:p>
         </w:tc>
       </w:tr>
       <w:tr>
-        <w:tc>
-          <w:tcPr/>
+        <w:trPr>
+          <w:cantSplit/>
+        </w:trPr>
+        <w:tc>
+          <w:tcPr>
+            <w:tcW w:w="1323" w:type="dxa"/>
+          </w:tcPr>
           <w:p>
             <w:pPr>
               <w:pStyle w:val="Compact"/>
@@ -69,7 +119,9 @@
           </w:p>
         </w:tc>
         <w:tc>
-          <w:tcPr/>
+          <w:tcPr>
+            <w:tcW w:w="8315" w:type="dxa"/>
+          </w:tcPr>
           <w:p>
             <w:pPr>
               <w:pStyle w:val="Compact"/>
@@ -81,8 +133,13 @@
         </w:tc>
       </w:tr>
       <w:tr>
-        <w:tc>
-          <w:tcPr/>
+        <w:trPr>
+          <w:cantSplit/>
+        </w:trPr>
+        <w:tc>
+          <w:tcPr>
+            <w:tcW w:w="1323" w:type="dxa"/>
+          </w:tcPr>
           <w:p>
             <w:pPr>
               <w:pStyle w:val="Compact"/>
@@ -93,7 +150,9 @@
           </w:p>
         </w:tc>
         <w:tc>
-          <w:tcPr/>
+          <w:tcPr>
+            <w:tcW w:w="8315" w:type="dxa"/>
+          </w:tcPr>
           <w:p>
             <w:pPr>
               <w:pStyle w:val="Compact"/>
@@ -105,8 +164,13 @@
         </w:tc>
       </w:tr>
       <w:tr>
-        <w:tc>
-          <w:tcPr/>
+        <w:trPr>
+          <w:cantSplit/>
+        </w:trPr>
+        <w:tc>
+          <w:tcPr>
+            <w:tcW w:w="1323" w:type="dxa"/>
+          </w:tcPr>
           <w:p>
             <w:pPr>
               <w:pStyle w:val="Compact"/>
@@ -117,7 +181,9 @@
           </w:p>
         </w:tc>
         <w:tc>
-          <w:tcPr/>
+          <w:tcPr>
+            <w:tcW w:w="8315" w:type="dxa"/>
+          </w:tcPr>
           <w:p>
             <w:pPr>
               <w:pStyle w:val="Compact"/>
@@ -129,8 +195,13 @@
         </w:tc>
       </w:tr>
       <w:tr>
-        <w:tc>
-          <w:tcPr/>
+        <w:trPr>
+          <w:cantSplit/>
+        </w:trPr>
+        <w:tc>
+          <w:tcPr>
+            <w:tcW w:w="1323" w:type="dxa"/>
+          </w:tcPr>
           <w:p>
             <w:pPr>
               <w:pStyle w:val="Compact"/>
@@ -141,7 +212,9 @@
           </w:p>
         </w:tc>
         <w:tc>
-          <w:tcPr/>
+          <w:tcPr>
+            <w:tcW w:w="8315" w:type="dxa"/>
+          </w:tcPr>
           <w:p>
             <w:pPr>
               <w:pStyle w:val="Compact"/>
@@ -180,8 +253,13 @@
         </w:tc>
       </w:tr>
       <w:tr>
-        <w:tc>
-          <w:tcPr/>
+        <w:trPr>
+          <w:cantSplit/>
+        </w:trPr>
+        <w:tc>
+          <w:tcPr>
+            <w:tcW w:w="1323" w:type="dxa"/>
+          </w:tcPr>
           <w:p>
             <w:pPr>
               <w:pStyle w:val="Compact"/>
@@ -192,7 +270,9 @@
           </w:p>
         </w:tc>
         <w:tc>
-          <w:tcPr/>
+          <w:tcPr>
+            <w:tcW w:w="8315" w:type="dxa"/>
+          </w:tcPr>
           <w:p>
             <w:pPr>
               <w:pStyle w:val="Compact"/>
@@ -243,8 +323,13 @@
         </w:tc>
       </w:tr>
       <w:tr>
-        <w:tc>
-          <w:tcPr/>
+        <w:trPr>
+          <w:cantSplit/>
+        </w:trPr>
+        <w:tc>
+          <w:tcPr>
+            <w:tcW w:w="1323" w:type="dxa"/>
+          </w:tcPr>
           <w:p>
             <w:pPr>
               <w:pStyle w:val="Compact"/>
@@ -255,7 +340,9 @@
           </w:p>
         </w:tc>
         <w:tc>
-          <w:tcPr/>
+          <w:tcPr>
+            <w:tcW w:w="8315" w:type="dxa"/>
+          </w:tcPr>
           <w:p>
             <w:pPr>
               <w:pStyle w:val="Compact"/>
@@ -385,92 +472,202 @@
     <w:tbl>
       <w:tblPr>
         <w:tblStyle w:val="Table"/>
-        <w:tblW w:type="pct" w:w="5000"/>
+        <w:tblW w:w="9638" w:type="dxa"/>
+        <w:tblBorders>
+          <w:top w:val="single" w:sz="4" w:space="0" w:color="CDD1D5"/>
+          <w:left w:val="single" w:sz="4" w:space="0" w:color="CDD1D5"/>
+          <w:bottom w:val="single" w:sz="4" w:space="0" w:color="CDD1D5"/>
+          <w:right w:val="single" w:sz="4" w:space="0" w:color="CDD1D5"/>
+          <w:insideH w:val="single" w:sz="4" w:space="0" w:color="CDD1D5"/>
+          <w:insideV w:val="single" w:sz="4" w:space="0" w:color="CDD1D5"/>
+        </w:tblBorders>
         <w:tblLayout w:type="fixed"/>
+        <w:tblCellMar>
+          <w:top w:w="50" w:type="dxa"/>
+          <w:left w:w="100" w:type="dxa"/>
+          <w:bottom w:w="50" w:type="dxa"/>
+          <w:right w:w="100" w:type="dxa"/>
+        </w:tblCellMar>
         <w:tblLook w:firstRow="1" w:lastRow="0" w:firstColumn="0" w:lastColumn="0" w:noHBand="0" w:noVBand="0" w:val="0020"/>
       </w:tblPr>
       <w:tblGrid>
-        <w:gridCol w:w="714"/>
-        <w:gridCol w:w="1155"/>
-        <w:gridCol w:w="443"/>
-        <w:gridCol w:w="730"/>
-        <w:gridCol w:w="2779"/>
-        <w:gridCol w:w="2095"/>
+        <w:gridCol w:w="869"/>
+        <w:gridCol w:w="1406"/>
+        <w:gridCol w:w="539"/>
+        <w:gridCol w:w="889"/>
+        <w:gridCol w:w="3384"/>
+        <w:gridCol w:w="2551"/>
       </w:tblGrid>
       <w:tr>
         <w:trPr>
+          <w:cantSplit/>
           <w:tblHeader w:val="on"/>
         </w:trPr>
         <w:tc>
-          <w:tcPr/>
-          <w:p>
-            <w:pPr>
-              <w:pStyle w:val="Compact"/>
-            </w:pPr>
-            <w:r>
+          <w:tcPr>
+            <w:tcW w:w="869" w:type="dxa"/>
+            <w:tcBorders>
+              <w:top w:val="single" w:sz="4" w:space="0" w:color="90A9C6"/>
+              <w:left w:val="single" w:sz="4" w:space="0" w:color="90A9C6"/>
+              <w:bottom w:val="single" w:sz="4" w:space="0" w:color="90A9C6"/>
+              <w:right w:val="single" w:sz="4" w:space="0" w:color="90A9C6"/>
+            </w:tcBorders>
+            <w:shd w:val="clear" w:color="auto" w:fill="D6E0EB"/>
+            <w:vAlign w:val="center"/>
+          </w:tcPr>
+          <w:p>
+            <w:pPr>
+              <w:pStyle w:val="Compact"/>
+            </w:pPr>
+            <w:r>
+              <w:rPr>
+                <w:b/>
+                <w:bCs/>
+                <w:color w:val="131416"/>
+              </w:rPr>
               <w:t xml:space="preserve">문서번호</w:t>
             </w:r>
           </w:p>
         </w:tc>
         <w:tc>
-          <w:tcPr/>
-          <w:p>
-            <w:pPr>
-              <w:pStyle w:val="Compact"/>
-            </w:pPr>
-            <w:r>
+          <w:tcPr>
+            <w:tcW w:w="1406" w:type="dxa"/>
+            <w:tcBorders>
+              <w:top w:val="single" w:sz="4" w:space="0" w:color="90A9C6"/>
+              <w:left w:val="single" w:sz="4" w:space="0" w:color="90A9C6"/>
+              <w:bottom w:val="single" w:sz="4" w:space="0" w:color="90A9C6"/>
+              <w:right w:val="single" w:sz="4" w:space="0" w:color="90A9C6"/>
+            </w:tcBorders>
+            <w:shd w:val="clear" w:color="auto" w:fill="D6E0EB"/>
+            <w:vAlign w:val="center"/>
+          </w:tcPr>
+          <w:p>
+            <w:pPr>
+              <w:pStyle w:val="Compact"/>
+            </w:pPr>
+            <w:r>
+              <w:rPr>
+                <w:b/>
+                <w:bCs/>
+                <w:color w:val="131416"/>
+              </w:rPr>
               <w:t xml:space="preserve">문서</w:t>
             </w:r>
           </w:p>
         </w:tc>
         <w:tc>
-          <w:tcPr/>
-          <w:p>
-            <w:pPr>
-              <w:pStyle w:val="Compact"/>
-            </w:pPr>
-            <w:r>
+          <w:tcPr>
+            <w:tcW w:w="539" w:type="dxa"/>
+            <w:tcBorders>
+              <w:top w:val="single" w:sz="4" w:space="0" w:color="90A9C6"/>
+              <w:left w:val="single" w:sz="4" w:space="0" w:color="90A9C6"/>
+              <w:bottom w:val="single" w:sz="4" w:space="0" w:color="90A9C6"/>
+              <w:right w:val="single" w:sz="4" w:space="0" w:color="90A9C6"/>
+            </w:tcBorders>
+            <w:shd w:val="clear" w:color="auto" w:fill="D6E0EB"/>
+            <w:vAlign w:val="center"/>
+          </w:tcPr>
+          <w:p>
+            <w:pPr>
+              <w:pStyle w:val="Compact"/>
+            </w:pPr>
+            <w:r>
+              <w:rPr>
+                <w:b/>
+                <w:bCs/>
+                <w:color w:val="131416"/>
+              </w:rPr>
               <w:t xml:space="preserve">형식</w:t>
             </w:r>
           </w:p>
         </w:tc>
         <w:tc>
-          <w:tcPr/>
-          <w:p>
-            <w:pPr>
-              <w:pStyle w:val="Compact"/>
-            </w:pPr>
-            <w:r>
+          <w:tcPr>
+            <w:tcW w:w="889" w:type="dxa"/>
+            <w:tcBorders>
+              <w:top w:val="single" w:sz="4" w:space="0" w:color="90A9C6"/>
+              <w:left w:val="single" w:sz="4" w:space="0" w:color="90A9C6"/>
+              <w:bottom w:val="single" w:sz="4" w:space="0" w:color="90A9C6"/>
+              <w:right w:val="single" w:sz="4" w:space="0" w:color="90A9C6"/>
+            </w:tcBorders>
+            <w:shd w:val="clear" w:color="auto" w:fill="D6E0EB"/>
+            <w:vAlign w:val="center"/>
+          </w:tcPr>
+          <w:p>
+            <w:pPr>
+              <w:pStyle w:val="Compact"/>
+            </w:pPr>
+            <w:r>
+              <w:rPr>
+                <w:b/>
+                <w:bCs/>
+                <w:color w:val="131416"/>
+              </w:rPr>
               <w:t xml:space="preserve">상태</w:t>
             </w:r>
           </w:p>
         </w:tc>
         <w:tc>
-          <w:tcPr/>
-          <w:p>
-            <w:pPr>
-              <w:pStyle w:val="Compact"/>
-            </w:pPr>
-            <w:r>
+          <w:tcPr>
+            <w:tcW w:w="3384" w:type="dxa"/>
+            <w:tcBorders>
+              <w:top w:val="single" w:sz="4" w:space="0" w:color="90A9C6"/>
+              <w:left w:val="single" w:sz="4" w:space="0" w:color="90A9C6"/>
+              <w:bottom w:val="single" w:sz="4" w:space="0" w:color="90A9C6"/>
+              <w:right w:val="single" w:sz="4" w:space="0" w:color="90A9C6"/>
+            </w:tcBorders>
+            <w:shd w:val="clear" w:color="auto" w:fill="D6E0EB"/>
+            <w:vAlign w:val="center"/>
+          </w:tcPr>
+          <w:p>
+            <w:pPr>
+              <w:pStyle w:val="Compact"/>
+            </w:pPr>
+            <w:r>
+              <w:rPr>
+                <w:b/>
+                <w:bCs/>
+                <w:color w:val="131416"/>
+              </w:rPr>
               <w:t xml:space="preserve">핵심 근거</w:t>
             </w:r>
           </w:p>
         </w:tc>
         <w:tc>
-          <w:tcPr/>
-          <w:p>
-            <w:pPr>
-              <w:pStyle w:val="Compact"/>
-            </w:pPr>
-            <w:r>
+          <w:tcPr>
+            <w:tcW w:w="2551" w:type="dxa"/>
+            <w:tcBorders>
+              <w:top w:val="single" w:sz="4" w:space="0" w:color="90A9C6"/>
+              <w:left w:val="single" w:sz="4" w:space="0" w:color="90A9C6"/>
+              <w:bottom w:val="single" w:sz="4" w:space="0" w:color="90A9C6"/>
+              <w:right w:val="single" w:sz="4" w:space="0" w:color="90A9C6"/>
+            </w:tcBorders>
+            <w:shd w:val="clear" w:color="auto" w:fill="D6E0EB"/>
+            <w:vAlign w:val="center"/>
+          </w:tcPr>
+          <w:p>
+            <w:pPr>
+              <w:pStyle w:val="Compact"/>
+            </w:pPr>
+            <w:r>
+              <w:rPr>
+                <w:b/>
+                <w:bCs/>
+                <w:color w:val="131416"/>
+              </w:rPr>
               <w:t xml:space="preserve">남은 일</w:t>
             </w:r>
           </w:p>
         </w:tc>
       </w:tr>
       <w:tr>
-        <w:tc>
-          <w:tcPr/>
+        <w:trPr>
+          <w:cantSplit/>
+        </w:trPr>
+        <w:tc>
+          <w:tcPr>
+            <w:tcW w:w="869" w:type="dxa"/>
+          </w:tcPr>
           <w:p>
             <w:pPr>
               <w:pStyle w:val="Compact"/>
@@ -481,7 +678,9 @@
           </w:p>
         </w:tc>
         <w:tc>
-          <w:tcPr/>
+          <w:tcPr>
+            <w:tcW w:w="1406" w:type="dxa"/>
+          </w:tcPr>
           <w:p>
             <w:pPr>
               <w:pStyle w:val="Compact"/>
@@ -492,7 +691,9 @@
           </w:p>
         </w:tc>
         <w:tc>
-          <w:tcPr/>
+          <w:tcPr>
+            <w:tcW w:w="539" w:type="dxa"/>
+          </w:tcPr>
           <w:p>
             <w:pPr>
               <w:pStyle w:val="Compact"/>
@@ -503,7 +704,9 @@
           </w:p>
         </w:tc>
         <w:tc>
-          <w:tcPr/>
+          <w:tcPr>
+            <w:tcW w:w="889" w:type="dxa"/>
+          </w:tcPr>
           <w:p>
             <w:pPr>
               <w:pStyle w:val="Compact"/>
@@ -514,7 +717,9 @@
           </w:p>
         </w:tc>
         <w:tc>
-          <w:tcPr/>
+          <w:tcPr>
+            <w:tcW w:w="3384" w:type="dxa"/>
+          </w:tcPr>
           <w:p>
             <w:pPr>
               <w:pStyle w:val="Compact"/>
@@ -525,7 +730,9 @@
           </w:p>
         </w:tc>
         <w:tc>
-          <w:tcPr/>
+          <w:tcPr>
+            <w:tcW w:w="2551" w:type="dxa"/>
+          </w:tcPr>
           <w:p>
             <w:pPr>
               <w:pStyle w:val="Compact"/>
@@ -537,8 +744,13 @@
         </w:tc>
       </w:tr>
       <w:tr>
-        <w:tc>
-          <w:tcPr/>
+        <w:trPr>
+          <w:cantSplit/>
+        </w:trPr>
+        <w:tc>
+          <w:tcPr>
+            <w:tcW w:w="869" w:type="dxa"/>
+          </w:tcPr>
           <w:p>
             <w:pPr>
               <w:pStyle w:val="Compact"/>
@@ -549,7 +761,9 @@
           </w:p>
         </w:tc>
         <w:tc>
-          <w:tcPr/>
+          <w:tcPr>
+            <w:tcW w:w="1406" w:type="dxa"/>
+          </w:tcPr>
           <w:p>
             <w:pPr>
               <w:pStyle w:val="Compact"/>
@@ -560,7 +774,9 @@
           </w:p>
         </w:tc>
         <w:tc>
-          <w:tcPr/>
+          <w:tcPr>
+            <w:tcW w:w="539" w:type="dxa"/>
+          </w:tcPr>
           <w:p>
             <w:pPr>
               <w:pStyle w:val="Compact"/>
@@ -571,7 +787,9 @@
           </w:p>
         </w:tc>
         <w:tc>
-          <w:tcPr/>
+          <w:tcPr>
+            <w:tcW w:w="889" w:type="dxa"/>
+          </w:tcPr>
           <w:p>
             <w:pPr>
               <w:pStyle w:val="Compact"/>
@@ -582,7 +800,9 @@
           </w:p>
         </w:tc>
         <w:tc>
-          <w:tcPr/>
+          <w:tcPr>
+            <w:tcW w:w="3384" w:type="dxa"/>
+          </w:tcPr>
           <w:p>
             <w:pPr>
               <w:pStyle w:val="Compact"/>
@@ -593,7 +813,9 @@
           </w:p>
         </w:tc>
         <w:tc>
-          <w:tcPr/>
+          <w:tcPr>
+            <w:tcW w:w="2551" w:type="dxa"/>
+          </w:tcPr>
           <w:p>
             <w:pPr>
               <w:pStyle w:val="Compact"/>
@@ -605,8 +827,13 @@
         </w:tc>
       </w:tr>
       <w:tr>
-        <w:tc>
-          <w:tcPr/>
+        <w:trPr>
+          <w:cantSplit/>
+        </w:trPr>
+        <w:tc>
+          <w:tcPr>
+            <w:tcW w:w="869" w:type="dxa"/>
+          </w:tcPr>
           <w:p>
             <w:pPr>
               <w:pStyle w:val="Compact"/>
@@ -617,7 +844,9 @@
           </w:p>
         </w:tc>
         <w:tc>
-          <w:tcPr/>
+          <w:tcPr>
+            <w:tcW w:w="1406" w:type="dxa"/>
+          </w:tcPr>
           <w:p>
             <w:pPr>
               <w:pStyle w:val="Compact"/>
@@ -628,7 +857,9 @@
           </w:p>
         </w:tc>
         <w:tc>
-          <w:tcPr/>
+          <w:tcPr>
+            <w:tcW w:w="539" w:type="dxa"/>
+          </w:tcPr>
           <w:p>
             <w:pPr>
               <w:pStyle w:val="Compact"/>
@@ -639,7 +870,9 @@
           </w:p>
         </w:tc>
         <w:tc>
-          <w:tcPr/>
+          <w:tcPr>
+            <w:tcW w:w="889" w:type="dxa"/>
+          </w:tcPr>
           <w:p>
             <w:pPr>
               <w:pStyle w:val="Compact"/>
@@ -650,7 +883,9 @@
           </w:p>
         </w:tc>
         <w:tc>
-          <w:tcPr/>
+          <w:tcPr>
+            <w:tcW w:w="3384" w:type="dxa"/>
+          </w:tcPr>
           <w:p>
             <w:pPr>
               <w:pStyle w:val="Compact"/>
@@ -661,7 +896,9 @@
           </w:p>
         </w:tc>
         <w:tc>
-          <w:tcPr/>
+          <w:tcPr>
+            <w:tcW w:w="2551" w:type="dxa"/>
+          </w:tcPr>
           <w:p>
             <w:pPr>
               <w:pStyle w:val="Compact"/>
@@ -673,8 +910,13 @@
         </w:tc>
       </w:tr>
       <w:tr>
-        <w:tc>
-          <w:tcPr/>
+        <w:trPr>
+          <w:cantSplit/>
+        </w:trPr>
+        <w:tc>
+          <w:tcPr>
+            <w:tcW w:w="869" w:type="dxa"/>
+          </w:tcPr>
           <w:p>
             <w:pPr>
               <w:pStyle w:val="Compact"/>
@@ -685,7 +927,9 @@
           </w:p>
         </w:tc>
         <w:tc>
-          <w:tcPr/>
+          <w:tcPr>
+            <w:tcW w:w="1406" w:type="dxa"/>
+          </w:tcPr>
           <w:p>
             <w:pPr>
               <w:pStyle w:val="Compact"/>
@@ -696,7 +940,9 @@
           </w:p>
         </w:tc>
         <w:tc>
-          <w:tcPr/>
+          <w:tcPr>
+            <w:tcW w:w="539" w:type="dxa"/>
+          </w:tcPr>
           <w:p>
             <w:pPr>
               <w:pStyle w:val="Compact"/>
@@ -707,7 +953,9 @@
           </w:p>
         </w:tc>
         <w:tc>
-          <w:tcPr/>
+          <w:tcPr>
+            <w:tcW w:w="889" w:type="dxa"/>
+          </w:tcPr>
           <w:p>
             <w:pPr>
               <w:pStyle w:val="Compact"/>
@@ -718,7 +966,9 @@
           </w:p>
         </w:tc>
         <w:tc>
-          <w:tcPr/>
+          <w:tcPr>
+            <w:tcW w:w="3384" w:type="dxa"/>
+          </w:tcPr>
           <w:p>
             <w:pPr>
               <w:pStyle w:val="Compact"/>
@@ -738,7 +988,9 @@
           </w:p>
         </w:tc>
         <w:tc>
-          <w:tcPr/>
+          <w:tcPr>
+            <w:tcW w:w="2551" w:type="dxa"/>
+          </w:tcPr>
           <w:p>
             <w:pPr>
               <w:pStyle w:val="Compact"/>
@@ -750,8 +1002,13 @@
         </w:tc>
       </w:tr>
       <w:tr>
-        <w:tc>
-          <w:tcPr/>
+        <w:trPr>
+          <w:cantSplit/>
+        </w:trPr>
+        <w:tc>
+          <w:tcPr>
+            <w:tcW w:w="869" w:type="dxa"/>
+          </w:tcPr>
           <w:p>
             <w:pPr>
               <w:pStyle w:val="Compact"/>
@@ -762,7 +1019,9 @@
           </w:p>
         </w:tc>
         <w:tc>
-          <w:tcPr/>
+          <w:tcPr>
+            <w:tcW w:w="1406" w:type="dxa"/>
+          </w:tcPr>
           <w:p>
             <w:pPr>
               <w:pStyle w:val="Compact"/>
@@ -773,7 +1032,9 @@
           </w:p>
         </w:tc>
         <w:tc>
-          <w:tcPr/>
+          <w:tcPr>
+            <w:tcW w:w="539" w:type="dxa"/>
+          </w:tcPr>
           <w:p>
             <w:pPr>
               <w:pStyle w:val="Compact"/>
@@ -784,7 +1045,9 @@
           </w:p>
         </w:tc>
         <w:tc>
-          <w:tcPr/>
+          <w:tcPr>
+            <w:tcW w:w="889" w:type="dxa"/>
+          </w:tcPr>
           <w:p>
             <w:pPr>
               <w:pStyle w:val="Compact"/>
@@ -795,7 +1058,9 @@
           </w:p>
         </w:tc>
         <w:tc>
-          <w:tcPr/>
+          <w:tcPr>
+            <w:tcW w:w="3384" w:type="dxa"/>
+          </w:tcPr>
           <w:p>
             <w:pPr>
               <w:pStyle w:val="Compact"/>
@@ -815,7 +1080,9 @@
           </w:p>
         </w:tc>
         <w:tc>
-          <w:tcPr/>
+          <w:tcPr>
+            <w:tcW w:w="2551" w:type="dxa"/>
+          </w:tcPr>
           <w:p>
             <w:pPr>
               <w:pStyle w:val="Compact"/>
@@ -827,8 +1094,13 @@
         </w:tc>
       </w:tr>
       <w:tr>
-        <w:tc>
-          <w:tcPr/>
+        <w:trPr>
+          <w:cantSplit/>
+        </w:trPr>
+        <w:tc>
+          <w:tcPr>
+            <w:tcW w:w="869" w:type="dxa"/>
+          </w:tcPr>
           <w:p>
             <w:pPr>
               <w:pStyle w:val="Compact"/>
@@ -839,7 +1111,9 @@
           </w:p>
         </w:tc>
         <w:tc>
-          <w:tcPr/>
+          <w:tcPr>
+            <w:tcW w:w="1406" w:type="dxa"/>
+          </w:tcPr>
           <w:p>
             <w:pPr>
               <w:pStyle w:val="Compact"/>
@@ -850,7 +1124,9 @@
           </w:p>
         </w:tc>
         <w:tc>
-          <w:tcPr/>
+          <w:tcPr>
+            <w:tcW w:w="539" w:type="dxa"/>
+          </w:tcPr>
           <w:p>
             <w:pPr>
               <w:pStyle w:val="Compact"/>
@@ -861,7 +1137,9 @@
           </w:p>
         </w:tc>
         <w:tc>
-          <w:tcPr/>
+          <w:tcPr>
+            <w:tcW w:w="889" w:type="dxa"/>
+          </w:tcPr>
           <w:p>
             <w:pPr>
               <w:pStyle w:val="Compact"/>
@@ -872,7 +1150,9 @@
           </w:p>
         </w:tc>
         <w:tc>
-          <w:tcPr/>
+          <w:tcPr>
+            <w:tcW w:w="3384" w:type="dxa"/>
+          </w:tcPr>
           <w:p>
             <w:pPr>
               <w:pStyle w:val="Compact"/>
@@ -883,7 +1163,9 @@
           </w:p>
         </w:tc>
         <w:tc>
-          <w:tcPr/>
+          <w:tcPr>
+            <w:tcW w:w="2551" w:type="dxa"/>
+          </w:tcPr>
           <w:p>
             <w:pPr>
               <w:pStyle w:val="Compact"/>
@@ -895,8 +1177,13 @@
         </w:tc>
       </w:tr>
       <w:tr>
-        <w:tc>
-          <w:tcPr/>
+        <w:trPr>
+          <w:cantSplit/>
+        </w:trPr>
+        <w:tc>
+          <w:tcPr>
+            <w:tcW w:w="869" w:type="dxa"/>
+          </w:tcPr>
           <w:p>
             <w:pPr>
               <w:pStyle w:val="Compact"/>
@@ -907,7 +1194,9 @@
           </w:p>
         </w:tc>
         <w:tc>
-          <w:tcPr/>
+          <w:tcPr>
+            <w:tcW w:w="1406" w:type="dxa"/>
+          </w:tcPr>
           <w:p>
             <w:pPr>
               <w:pStyle w:val="Compact"/>
@@ -918,7 +1207,9 @@
           </w:p>
         </w:tc>
         <w:tc>
-          <w:tcPr/>
+          <w:tcPr>
+            <w:tcW w:w="539" w:type="dxa"/>
+          </w:tcPr>
           <w:p>
             <w:pPr>
               <w:pStyle w:val="Compact"/>
@@ -929,7 +1220,9 @@
           </w:p>
         </w:tc>
         <w:tc>
-          <w:tcPr/>
+          <w:tcPr>
+            <w:tcW w:w="889" w:type="dxa"/>
+          </w:tcPr>
           <w:p>
             <w:pPr>
               <w:pStyle w:val="Compact"/>
@@ -940,7 +1233,9 @@
           </w:p>
         </w:tc>
         <w:tc>
-          <w:tcPr/>
+          <w:tcPr>
+            <w:tcW w:w="3384" w:type="dxa"/>
+          </w:tcPr>
           <w:p>
             <w:pPr>
               <w:pStyle w:val="Compact"/>
@@ -951,7 +1246,9 @@
           </w:p>
         </w:tc>
         <w:tc>
-          <w:tcPr/>
+          <w:tcPr>
+            <w:tcW w:w="2551" w:type="dxa"/>
+          </w:tcPr>
           <w:p>
             <w:pPr>
               <w:pStyle w:val="Compact"/>
@@ -963,8 +1260,13 @@
         </w:tc>
       </w:tr>
       <w:tr>
-        <w:tc>
-          <w:tcPr/>
+        <w:trPr>
+          <w:cantSplit/>
+        </w:trPr>
+        <w:tc>
+          <w:tcPr>
+            <w:tcW w:w="869" w:type="dxa"/>
+          </w:tcPr>
           <w:p>
             <w:pPr>
               <w:pStyle w:val="Compact"/>
@@ -975,7 +1277,9 @@
           </w:p>
         </w:tc>
         <w:tc>
-          <w:tcPr/>
+          <w:tcPr>
+            <w:tcW w:w="1406" w:type="dxa"/>
+          </w:tcPr>
           <w:p>
             <w:pPr>
               <w:pStyle w:val="Compact"/>
@@ -986,7 +1290,9 @@
           </w:p>
         </w:tc>
         <w:tc>
-          <w:tcPr/>
+          <w:tcPr>
+            <w:tcW w:w="539" w:type="dxa"/>
+          </w:tcPr>
           <w:p>
             <w:pPr>
               <w:pStyle w:val="Compact"/>
@@ -997,7 +1303,9 @@
           </w:p>
         </w:tc>
         <w:tc>
-          <w:tcPr/>
+          <w:tcPr>
+            <w:tcW w:w="889" w:type="dxa"/>
+          </w:tcPr>
           <w:p>
             <w:pPr>
               <w:pStyle w:val="Compact"/>
@@ -1008,7 +1316,9 @@
           </w:p>
         </w:tc>
         <w:tc>
-          <w:tcPr/>
+          <w:tcPr>
+            <w:tcW w:w="3384" w:type="dxa"/>
+          </w:tcPr>
           <w:p>
             <w:pPr>
               <w:pStyle w:val="Compact"/>
@@ -1019,7 +1329,9 @@
           </w:p>
         </w:tc>
         <w:tc>
-          <w:tcPr/>
+          <w:tcPr>
+            <w:tcW w:w="2551" w:type="dxa"/>
+          </w:tcPr>
           <w:p>
             <w:pPr>
               <w:pStyle w:val="Compact"/>
@@ -1031,8 +1343,13 @@
         </w:tc>
       </w:tr>
       <w:tr>
-        <w:tc>
-          <w:tcPr/>
+        <w:trPr>
+          <w:cantSplit/>
+        </w:trPr>
+        <w:tc>
+          <w:tcPr>
+            <w:tcW w:w="869" w:type="dxa"/>
+          </w:tcPr>
           <w:p>
             <w:pPr>
               <w:pStyle w:val="Compact"/>
@@ -1043,7 +1360,9 @@
           </w:p>
         </w:tc>
         <w:tc>
-          <w:tcPr/>
+          <w:tcPr>
+            <w:tcW w:w="1406" w:type="dxa"/>
+          </w:tcPr>
           <w:p>
             <w:pPr>
               <w:pStyle w:val="Compact"/>
@@ -1054,7 +1373,9 @@
           </w:p>
         </w:tc>
         <w:tc>
-          <w:tcPr/>
+          <w:tcPr>
+            <w:tcW w:w="539" w:type="dxa"/>
+          </w:tcPr>
           <w:p>
             <w:pPr>
               <w:pStyle w:val="Compact"/>
@@ -1065,7 +1386,9 @@
           </w:p>
         </w:tc>
         <w:tc>
-          <w:tcPr/>
+          <w:tcPr>
+            <w:tcW w:w="889" w:type="dxa"/>
+          </w:tcPr>
           <w:p>
             <w:pPr>
               <w:pStyle w:val="Compact"/>
@@ -1076,7 +1399,9 @@
           </w:p>
         </w:tc>
         <w:tc>
-          <w:tcPr/>
+          <w:tcPr>
+            <w:tcW w:w="3384" w:type="dxa"/>
+          </w:tcPr>
           <w:p>
             <w:pPr>
               <w:pStyle w:val="Compact"/>
@@ -1087,7 +1412,9 @@
           </w:p>
         </w:tc>
         <w:tc>
-          <w:tcPr/>
+          <w:tcPr>
+            <w:tcW w:w="2551" w:type="dxa"/>
+          </w:tcPr>
           <w:p>
             <w:pPr>
               <w:pStyle w:val="Compact"/>
@@ -1099,8 +1426,13 @@
         </w:tc>
       </w:tr>
       <w:tr>
-        <w:tc>
-          <w:tcPr/>
+        <w:trPr>
+          <w:cantSplit/>
+        </w:trPr>
+        <w:tc>
+          <w:tcPr>
+            <w:tcW w:w="869" w:type="dxa"/>
+          </w:tcPr>
           <w:p>
             <w:pPr>
               <w:pStyle w:val="Compact"/>
@@ -1111,7 +1443,9 @@
           </w:p>
         </w:tc>
         <w:tc>
-          <w:tcPr/>
+          <w:tcPr>
+            <w:tcW w:w="1406" w:type="dxa"/>
+          </w:tcPr>
           <w:p>
             <w:pPr>
               <w:pStyle w:val="Compact"/>
@@ -1122,7 +1456,9 @@
           </w:p>
         </w:tc>
         <w:tc>
-          <w:tcPr/>
+          <w:tcPr>
+            <w:tcW w:w="539" w:type="dxa"/>
+          </w:tcPr>
           <w:p>
             <w:pPr>
               <w:pStyle w:val="Compact"/>
@@ -1133,7 +1469,9 @@
           </w:p>
         </w:tc>
         <w:tc>
-          <w:tcPr/>
+          <w:tcPr>
+            <w:tcW w:w="889" w:type="dxa"/>
+          </w:tcPr>
           <w:p>
             <w:pPr>
               <w:pStyle w:val="Compact"/>
@@ -1144,7 +1482,9 @@
           </w:p>
         </w:tc>
         <w:tc>
-          <w:tcPr/>
+          <w:tcPr>
+            <w:tcW w:w="3384" w:type="dxa"/>
+          </w:tcPr>
           <w:p>
             <w:pPr>
               <w:pStyle w:val="Compact"/>
@@ -1173,7 +1513,9 @@
           </w:p>
         </w:tc>
         <w:tc>
-          <w:tcPr/>
+          <w:tcPr>
+            <w:tcW w:w="2551" w:type="dxa"/>
+          </w:tcPr>
           <w:p>
             <w:pPr>
               <w:pStyle w:val="Compact"/>
@@ -1185,8 +1527,13 @@
         </w:tc>
       </w:tr>
       <w:tr>
-        <w:tc>
-          <w:tcPr/>
+        <w:trPr>
+          <w:cantSplit/>
+        </w:trPr>
+        <w:tc>
+          <w:tcPr>
+            <w:tcW w:w="869" w:type="dxa"/>
+          </w:tcPr>
           <w:p>
             <w:pPr>
               <w:pStyle w:val="Compact"/>
@@ -1197,7 +1544,9 @@
           </w:p>
         </w:tc>
         <w:tc>
-          <w:tcPr/>
+          <w:tcPr>
+            <w:tcW w:w="1406" w:type="dxa"/>
+          </w:tcPr>
           <w:p>
             <w:pPr>
               <w:pStyle w:val="Compact"/>
@@ -1208,7 +1557,9 @@
           </w:p>
         </w:tc>
         <w:tc>
-          <w:tcPr/>
+          <w:tcPr>
+            <w:tcW w:w="539" w:type="dxa"/>
+          </w:tcPr>
           <w:p>
             <w:pPr>
               <w:pStyle w:val="Compact"/>
@@ -1219,7 +1570,9 @@
           </w:p>
         </w:tc>
         <w:tc>
-          <w:tcPr/>
+          <w:tcPr>
+            <w:tcW w:w="889" w:type="dxa"/>
+          </w:tcPr>
           <w:p>
             <w:pPr>
               <w:pStyle w:val="Compact"/>
@@ -1230,7 +1583,9 @@
           </w:p>
         </w:tc>
         <w:tc>
-          <w:tcPr/>
+          <w:tcPr>
+            <w:tcW w:w="3384" w:type="dxa"/>
+          </w:tcPr>
           <w:p>
             <w:pPr>
               <w:pStyle w:val="Compact"/>
@@ -1259,7 +1614,9 @@
           </w:p>
         </w:tc>
         <w:tc>
-          <w:tcPr/>
+          <w:tcPr>
+            <w:tcW w:w="2551" w:type="dxa"/>
+          </w:tcPr>
           <w:p>
             <w:pPr>
               <w:pStyle w:val="Compact"/>
@@ -1271,8 +1628,13 @@
         </w:tc>
       </w:tr>
       <w:tr>
-        <w:tc>
-          <w:tcPr/>
+        <w:trPr>
+          <w:cantSplit/>
+        </w:trPr>
+        <w:tc>
+          <w:tcPr>
+            <w:tcW w:w="869" w:type="dxa"/>
+          </w:tcPr>
           <w:p>
             <w:pPr>
               <w:pStyle w:val="Compact"/>
@@ -1283,7 +1645,9 @@
           </w:p>
         </w:tc>
         <w:tc>
-          <w:tcPr/>
+          <w:tcPr>
+            <w:tcW w:w="1406" w:type="dxa"/>
+          </w:tcPr>
           <w:p>
             <w:pPr>
               <w:pStyle w:val="Compact"/>
@@ -1294,7 +1658,9 @@
           </w:p>
         </w:tc>
         <w:tc>
-          <w:tcPr/>
+          <w:tcPr>
+            <w:tcW w:w="539" w:type="dxa"/>
+          </w:tcPr>
           <w:p>
             <w:pPr>
               <w:pStyle w:val="Compact"/>
@@ -1305,7 +1671,9 @@
           </w:p>
         </w:tc>
         <w:tc>
-          <w:tcPr/>
+          <w:tcPr>
+            <w:tcW w:w="889" w:type="dxa"/>
+          </w:tcPr>
           <w:p>
             <w:pPr>
               <w:pStyle w:val="Compact"/>
@@ -1316,7 +1684,9 @@
           </w:p>
         </w:tc>
         <w:tc>
-          <w:tcPr/>
+          <w:tcPr>
+            <w:tcW w:w="3384" w:type="dxa"/>
+          </w:tcPr>
           <w:p>
             <w:pPr>
               <w:pStyle w:val="Compact"/>
@@ -1327,7 +1697,9 @@
           </w:p>
         </w:tc>
         <w:tc>
-          <w:tcPr/>
+          <w:tcPr>
+            <w:tcW w:w="2551" w:type="dxa"/>
+          </w:tcPr>
           <w:p>
             <w:pPr>
               <w:pStyle w:val="Compact"/>
@@ -1339,8 +1711,13 @@
         </w:tc>
       </w:tr>
       <w:tr>
-        <w:tc>
-          <w:tcPr/>
+        <w:trPr>
+          <w:cantSplit/>
+        </w:trPr>
+        <w:tc>
+          <w:tcPr>
+            <w:tcW w:w="869" w:type="dxa"/>
+          </w:tcPr>
           <w:p>
             <w:pPr>
               <w:pStyle w:val="Compact"/>
@@ -1351,7 +1728,9 @@
           </w:p>
         </w:tc>
         <w:tc>
-          <w:tcPr/>
+          <w:tcPr>
+            <w:tcW w:w="1406" w:type="dxa"/>
+          </w:tcPr>
           <w:p>
             <w:pPr>
               <w:pStyle w:val="Compact"/>
@@ -1362,7 +1741,9 @@
           </w:p>
         </w:tc>
         <w:tc>
-          <w:tcPr/>
+          <w:tcPr>
+            <w:tcW w:w="539" w:type="dxa"/>
+          </w:tcPr>
           <w:p>
             <w:pPr>
               <w:pStyle w:val="Compact"/>
@@ -1373,7 +1754,9 @@
           </w:p>
         </w:tc>
         <w:tc>
-          <w:tcPr/>
+          <w:tcPr>
+            <w:tcW w:w="889" w:type="dxa"/>
+          </w:tcPr>
           <w:p>
             <w:pPr>
               <w:pStyle w:val="Compact"/>
@@ -1384,7 +1767,9 @@
           </w:p>
         </w:tc>
         <w:tc>
-          <w:tcPr/>
+          <w:tcPr>
+            <w:tcW w:w="3384" w:type="dxa"/>
+          </w:tcPr>
           <w:p>
             <w:pPr>
               <w:pStyle w:val="Compact"/>
@@ -1401,7 +1786,9 @@
           </w:p>
         </w:tc>
         <w:tc>
-          <w:tcPr/>
+          <w:tcPr>
+            <w:tcW w:w="2551" w:type="dxa"/>
+          </w:tcPr>
           <w:p>
             <w:pPr>
               <w:pStyle w:val="Compact"/>
@@ -1413,8 +1800,13 @@
         </w:tc>
       </w:tr>
       <w:tr>
-        <w:tc>
-          <w:tcPr/>
+        <w:trPr>
+          <w:cantSplit/>
+        </w:trPr>
+        <w:tc>
+          <w:tcPr>
+            <w:tcW w:w="869" w:type="dxa"/>
+          </w:tcPr>
           <w:p>
             <w:pPr>
               <w:pStyle w:val="Compact"/>
@@ -1425,7 +1817,9 @@
           </w:p>
         </w:tc>
         <w:tc>
-          <w:tcPr/>
+          <w:tcPr>
+            <w:tcW w:w="1406" w:type="dxa"/>
+          </w:tcPr>
           <w:p>
             <w:pPr>
               <w:pStyle w:val="Compact"/>
@@ -1436,7 +1830,9 @@
           </w:p>
         </w:tc>
         <w:tc>
-          <w:tcPr/>
+          <w:tcPr>
+            <w:tcW w:w="539" w:type="dxa"/>
+          </w:tcPr>
           <w:p>
             <w:pPr>
               <w:pStyle w:val="Compact"/>
@@ -1447,7 +1843,9 @@
           </w:p>
         </w:tc>
         <w:tc>
-          <w:tcPr/>
+          <w:tcPr>
+            <w:tcW w:w="889" w:type="dxa"/>
+          </w:tcPr>
           <w:p>
             <w:pPr>
               <w:pStyle w:val="Compact"/>
@@ -1458,7 +1856,9 @@
           </w:p>
         </w:tc>
         <w:tc>
-          <w:tcPr/>
+          <w:tcPr>
+            <w:tcW w:w="3384" w:type="dxa"/>
+          </w:tcPr>
           <w:p>
             <w:pPr>
               <w:pStyle w:val="Compact"/>
@@ -1478,7 +1878,9 @@
           </w:p>
         </w:tc>
         <w:tc>
-          <w:tcPr/>
+          <w:tcPr>
+            <w:tcW w:w="2551" w:type="dxa"/>
+          </w:tcPr>
           <w:p>
             <w:pPr>
               <w:pStyle w:val="Compact"/>
@@ -1490,8 +1892,13 @@
         </w:tc>
       </w:tr>
       <w:tr>
-        <w:tc>
-          <w:tcPr/>
+        <w:trPr>
+          <w:cantSplit/>
+        </w:trPr>
+        <w:tc>
+          <w:tcPr>
+            <w:tcW w:w="869" w:type="dxa"/>
+          </w:tcPr>
           <w:p>
             <w:pPr>
               <w:pStyle w:val="Compact"/>
@@ -1502,7 +1909,9 @@
           </w:p>
         </w:tc>
         <w:tc>
-          <w:tcPr/>
+          <w:tcPr>
+            <w:tcW w:w="1406" w:type="dxa"/>
+          </w:tcPr>
           <w:p>
             <w:pPr>
               <w:pStyle w:val="Compact"/>
@@ -1513,7 +1922,9 @@
           </w:p>
         </w:tc>
         <w:tc>
-          <w:tcPr/>
+          <w:tcPr>
+            <w:tcW w:w="539" w:type="dxa"/>
+          </w:tcPr>
           <w:p>
             <w:pPr>
               <w:pStyle w:val="Compact"/>
@@ -1524,7 +1935,9 @@
           </w:p>
         </w:tc>
         <w:tc>
-          <w:tcPr/>
+          <w:tcPr>
+            <w:tcW w:w="889" w:type="dxa"/>
+          </w:tcPr>
           <w:p>
             <w:pPr>
               <w:pStyle w:val="Compact"/>
@@ -1535,7 +1948,9 @@
           </w:p>
         </w:tc>
         <w:tc>
-          <w:tcPr/>
+          <w:tcPr>
+            <w:tcW w:w="3384" w:type="dxa"/>
+          </w:tcPr>
           <w:p>
             <w:pPr>
               <w:pStyle w:val="Compact"/>
@@ -1555,7 +1970,9 @@
           </w:p>
         </w:tc>
         <w:tc>
-          <w:tcPr/>
+          <w:tcPr>
+            <w:tcW w:w="2551" w:type="dxa"/>
+          </w:tcPr>
           <w:p>
             <w:pPr>
               <w:pStyle w:val="Compact"/>
@@ -1567,8 +1984,13 @@
         </w:tc>
       </w:tr>
       <w:tr>
-        <w:tc>
-          <w:tcPr/>
+        <w:trPr>
+          <w:cantSplit/>
+        </w:trPr>
+        <w:tc>
+          <w:tcPr>
+            <w:tcW w:w="869" w:type="dxa"/>
+          </w:tcPr>
           <w:p>
             <w:pPr>
               <w:pStyle w:val="Compact"/>
@@ -1579,7 +2001,9 @@
           </w:p>
         </w:tc>
         <w:tc>
-          <w:tcPr/>
+          <w:tcPr>
+            <w:tcW w:w="1406" w:type="dxa"/>
+          </w:tcPr>
           <w:p>
             <w:pPr>
               <w:pStyle w:val="Compact"/>
@@ -1590,7 +2014,9 @@
           </w:p>
         </w:tc>
         <w:tc>
-          <w:tcPr/>
+          <w:tcPr>
+            <w:tcW w:w="539" w:type="dxa"/>
+          </w:tcPr>
           <w:p>
             <w:pPr>
               <w:pStyle w:val="Compact"/>
@@ -1601,7 +2027,9 @@
           </w:p>
         </w:tc>
         <w:tc>
-          <w:tcPr/>
+          <w:tcPr>
+            <w:tcW w:w="889" w:type="dxa"/>
+          </w:tcPr>
           <w:p>
             <w:pPr>
               <w:pStyle w:val="Compact"/>
@@ -1612,7 +2040,9 @@
           </w:p>
         </w:tc>
         <w:tc>
-          <w:tcPr/>
+          <w:tcPr>
+            <w:tcW w:w="3384" w:type="dxa"/>
+          </w:tcPr>
           <w:p>
             <w:pPr>
               <w:pStyle w:val="Compact"/>
@@ -1626,7 +2056,9 @@
           </w:p>
         </w:tc>
         <w:tc>
-          <w:tcPr/>
+          <w:tcPr>
+            <w:tcW w:w="2551" w:type="dxa"/>
+          </w:tcPr>
           <w:p>
             <w:pPr>
               <w:pStyle w:val="Compact"/>
@@ -1638,8 +2070,13 @@
         </w:tc>
       </w:tr>
       <w:tr>
-        <w:tc>
-          <w:tcPr/>
+        <w:trPr>
+          <w:cantSplit/>
+        </w:trPr>
+        <w:tc>
+          <w:tcPr>
+            <w:tcW w:w="869" w:type="dxa"/>
+          </w:tcPr>
           <w:p>
             <w:pPr>
               <w:pStyle w:val="Compact"/>
@@ -1650,7 +2087,9 @@
           </w:p>
         </w:tc>
         <w:tc>
-          <w:tcPr/>
+          <w:tcPr>
+            <w:tcW w:w="1406" w:type="dxa"/>
+          </w:tcPr>
           <w:p>
             <w:pPr>
               <w:pStyle w:val="Compact"/>
@@ -1661,7 +2100,9 @@
           </w:p>
         </w:tc>
         <w:tc>
-          <w:tcPr/>
+          <w:tcPr>
+            <w:tcW w:w="539" w:type="dxa"/>
+          </w:tcPr>
           <w:p>
             <w:pPr>
               <w:pStyle w:val="Compact"/>
@@ -1672,7 +2113,9 @@
           </w:p>
         </w:tc>
         <w:tc>
-          <w:tcPr/>
+          <w:tcPr>
+            <w:tcW w:w="889" w:type="dxa"/>
+          </w:tcPr>
           <w:p>
             <w:pPr>
               <w:pStyle w:val="Compact"/>
@@ -1683,7 +2126,9 @@
           </w:p>
         </w:tc>
         <w:tc>
-          <w:tcPr/>
+          <w:tcPr>
+            <w:tcW w:w="3384" w:type="dxa"/>
+          </w:tcPr>
           <w:p>
             <w:pPr>
               <w:pStyle w:val="Compact"/>
@@ -1697,7 +2142,9 @@
           </w:p>
         </w:tc>
         <w:tc>
-          <w:tcPr/>
+          <w:tcPr>
+            <w:tcW w:w="2551" w:type="dxa"/>
+          </w:tcPr>
           <w:p>
             <w:pPr>
               <w:pStyle w:val="Compact"/>
@@ -1709,8 +2156,13 @@
         </w:tc>
       </w:tr>
       <w:tr>
-        <w:tc>
-          <w:tcPr/>
+        <w:trPr>
+          <w:cantSplit/>
+        </w:trPr>
+        <w:tc>
+          <w:tcPr>
+            <w:tcW w:w="869" w:type="dxa"/>
+          </w:tcPr>
           <w:p>
             <w:pPr>
               <w:pStyle w:val="Compact"/>
@@ -1721,7 +2173,9 @@
           </w:p>
         </w:tc>
         <w:tc>
-          <w:tcPr/>
+          <w:tcPr>
+            <w:tcW w:w="1406" w:type="dxa"/>
+          </w:tcPr>
           <w:p>
             <w:pPr>
               <w:pStyle w:val="Compact"/>
@@ -1732,7 +2186,9 @@
           </w:p>
         </w:tc>
         <w:tc>
-          <w:tcPr/>
+          <w:tcPr>
+            <w:tcW w:w="539" w:type="dxa"/>
+          </w:tcPr>
           <w:p>
             <w:pPr>
               <w:pStyle w:val="Compact"/>
@@ -1743,7 +2199,9 @@
           </w:p>
         </w:tc>
         <w:tc>
-          <w:tcPr/>
+          <w:tcPr>
+            <w:tcW w:w="889" w:type="dxa"/>
+          </w:tcPr>
           <w:p>
             <w:pPr>
               <w:pStyle w:val="Compact"/>
@@ -1754,7 +2212,9 @@
           </w:p>
         </w:tc>
         <w:tc>
-          <w:tcPr/>
+          <w:tcPr>
+            <w:tcW w:w="3384" w:type="dxa"/>
+          </w:tcPr>
           <w:p>
             <w:pPr>
               <w:pStyle w:val="Compact"/>
@@ -1768,7 +2228,9 @@
           </w:p>
         </w:tc>
         <w:tc>
-          <w:tcPr/>
+          <w:tcPr>
+            <w:tcW w:w="2551" w:type="dxa"/>
+          </w:tcPr>
           <w:p>
             <w:pPr>
               <w:pStyle w:val="Compact"/>
@@ -1780,8 +2242,13 @@
         </w:tc>
       </w:tr>
       <w:tr>
-        <w:tc>
-          <w:tcPr/>
+        <w:trPr>
+          <w:cantSplit/>
+        </w:trPr>
+        <w:tc>
+          <w:tcPr>
+            <w:tcW w:w="869" w:type="dxa"/>
+          </w:tcPr>
           <w:p>
             <w:pPr>
               <w:pStyle w:val="Compact"/>
@@ -1792,7 +2259,9 @@
           </w:p>
         </w:tc>
         <w:tc>
-          <w:tcPr/>
+          <w:tcPr>
+            <w:tcW w:w="1406" w:type="dxa"/>
+          </w:tcPr>
           <w:p>
             <w:pPr>
               <w:pStyle w:val="Compact"/>
@@ -1803,7 +2272,9 @@
           </w:p>
         </w:tc>
         <w:tc>
-          <w:tcPr/>
+          <w:tcPr>
+            <w:tcW w:w="539" w:type="dxa"/>
+          </w:tcPr>
           <w:p>
             <w:pPr>
               <w:pStyle w:val="Compact"/>
@@ -1814,7 +2285,9 @@
           </w:p>
         </w:tc>
         <w:tc>
-          <w:tcPr/>
+          <w:tcPr>
+            <w:tcW w:w="889" w:type="dxa"/>
+          </w:tcPr>
           <w:p>
             <w:pPr>
               <w:pStyle w:val="Compact"/>
@@ -1825,7 +2298,9 @@
           </w:p>
         </w:tc>
         <w:tc>
-          <w:tcPr/>
+          <w:tcPr>
+            <w:tcW w:w="3384" w:type="dxa"/>
+          </w:tcPr>
           <w:p>
             <w:pPr>
               <w:pStyle w:val="Compact"/>
@@ -1866,7 +2341,9 @@
           </w:p>
         </w:tc>
         <w:tc>
-          <w:tcPr/>
+          <w:tcPr>
+            <w:tcW w:w="2551" w:type="dxa"/>
+          </w:tcPr>
           <w:p>
             <w:pPr>
               <w:pStyle w:val="Compact"/>
@@ -1878,8 +2355,13 @@
         </w:tc>
       </w:tr>
       <w:tr>
-        <w:tc>
-          <w:tcPr/>
+        <w:trPr>
+          <w:cantSplit/>
+        </w:trPr>
+        <w:tc>
+          <w:tcPr>
+            <w:tcW w:w="869" w:type="dxa"/>
+          </w:tcPr>
           <w:p>
             <w:pPr>
               <w:pStyle w:val="Compact"/>
@@ -1890,7 +2372,9 @@
           </w:p>
         </w:tc>
         <w:tc>
-          <w:tcPr/>
+          <w:tcPr>
+            <w:tcW w:w="1406" w:type="dxa"/>
+          </w:tcPr>
           <w:p>
             <w:pPr>
               <w:pStyle w:val="Compact"/>
@@ -1901,7 +2385,9 @@
           </w:p>
         </w:tc>
         <w:tc>
-          <w:tcPr/>
+          <w:tcPr>
+            <w:tcW w:w="539" w:type="dxa"/>
+          </w:tcPr>
           <w:p>
             <w:pPr>
               <w:pStyle w:val="Compact"/>
@@ -1912,7 +2398,9 @@
           </w:p>
         </w:tc>
         <w:tc>
-          <w:tcPr/>
+          <w:tcPr>
+            <w:tcW w:w="889" w:type="dxa"/>
+          </w:tcPr>
           <w:p>
             <w:pPr>
               <w:pStyle w:val="Compact"/>
@@ -1923,7 +2411,9 @@
           </w:p>
         </w:tc>
         <w:tc>
-          <w:tcPr/>
+          <w:tcPr>
+            <w:tcW w:w="3384" w:type="dxa"/>
+          </w:tcPr>
           <w:p>
             <w:pPr>
               <w:pStyle w:val="Compact"/>
@@ -1940,7 +2430,9 @@
           </w:p>
         </w:tc>
         <w:tc>
-          <w:tcPr/>
+          <w:tcPr>
+            <w:tcW w:w="2551" w:type="dxa"/>
+          </w:tcPr>
           <w:p>
             <w:pPr>
               <w:pStyle w:val="Compact"/>
@@ -1952,8 +2444,13 @@
         </w:tc>
       </w:tr>
       <w:tr>
-        <w:tc>
-          <w:tcPr/>
+        <w:trPr>
+          <w:cantSplit/>
+        </w:trPr>
+        <w:tc>
+          <w:tcPr>
+            <w:tcW w:w="869" w:type="dxa"/>
+          </w:tcPr>
           <w:p>
             <w:pPr>
               <w:pStyle w:val="Compact"/>
@@ -1964,7 +2461,9 @@
           </w:p>
         </w:tc>
         <w:tc>
-          <w:tcPr/>
+          <w:tcPr>
+            <w:tcW w:w="1406" w:type="dxa"/>
+          </w:tcPr>
           <w:p>
             <w:pPr>
               <w:pStyle w:val="Compact"/>
@@ -1975,7 +2474,9 @@
           </w:p>
         </w:tc>
         <w:tc>
-          <w:tcPr/>
+          <w:tcPr>
+            <w:tcW w:w="539" w:type="dxa"/>
+          </w:tcPr>
           <w:p>
             <w:pPr>
               <w:pStyle w:val="Compact"/>
@@ -1986,7 +2487,9 @@
           </w:p>
         </w:tc>
         <w:tc>
-          <w:tcPr/>
+          <w:tcPr>
+            <w:tcW w:w="889" w:type="dxa"/>
+          </w:tcPr>
           <w:p>
             <w:pPr>
               <w:pStyle w:val="Compact"/>
@@ -1997,7 +2500,9 @@
           </w:p>
         </w:tc>
         <w:tc>
-          <w:tcPr/>
+          <w:tcPr>
+            <w:tcW w:w="3384" w:type="dxa"/>
+          </w:tcPr>
           <w:p>
             <w:pPr>
               <w:pStyle w:val="Compact"/>
@@ -2008,7 +2513,9 @@
           </w:p>
         </w:tc>
         <w:tc>
-          <w:tcPr/>
+          <w:tcPr>
+            <w:tcW w:w="2551" w:type="dxa"/>
+          </w:tcPr>
           <w:p>
             <w:pPr>
               <w:pStyle w:val="Compact"/>
